--- a/scopus_out10/references_ieee.docx
+++ b/scopus_out10/references_ieee.docx
@@ -16,7 +16,7 @@
         <w:spacing w:after="240"/>
       </w:pPr>
       <w:r>
-        <w:t>[1]–[14]: pre-existing references in the manuscript (placeholder slots marked where empty). [15]–[66]: shortlist papers. DOIs are live hyperlinks. Journal names are italicized.</w:t>
+        <w:t>[1]–[14]: pre-existing references in the manuscript (placeholder slots marked where empty). [15]–[67]: shortlist papers. DOIs are live hyperlinks. Journal names are italicized.</w:t>
       </w:r>
     </w:p>
     <w:p>
@@ -1261,7 +1261,40 @@
         <w:ind w:left="504" w:hanging="504"/>
       </w:pPr>
       <w:r>
-        <w:t xml:space="preserve">[40] S.-X. Kao and C. Chien, “Deep Learning-Based Positioning Error Fault Diagnosis of Wire Bonding Equipment and an Empirical Study for IC Packaging,” </w:t>
+        <w:t xml:space="preserve">[40] J. Seo, H.-S. Hwang, S.-Y. Park, S. Lee, D. S. Kim, S.-T. Lim, and J. Seok, “Deriving optimal atomic layer deposition process conditions using machine learning,” </w:t>
+      </w:r>
+      <w:r>
+        <w:rPr>
+          <w:i/>
+        </w:rPr>
+        <w:t>J. Ind. Inf. Integr.</w:t>
+      </w:r>
+      <w:r>
+        <w:t>, vol. 47, Sep. 2025</w:t>
+      </w:r>
+      <w:r>
+        <w:t xml:space="preserve">, doi: </w:t>
+      </w:r>
+      <w:hyperlink r:id="rId42">
+        <w:r>
+          <w:rPr>
+            <w:color w:val="0000EE"/>
+            <w:u w:val="single"/>
+          </w:rPr>
+          <w:t xml:space="preserve">10.1016/j.jii.2025.100879</w:t>
+        </w:r>
+      </w:hyperlink>
+      <w:r>
+        <w:t>.</w:t>
+      </w:r>
+    </w:p>
+    <w:p>
+      <w:pPr>
+        <w:spacing w:after="80"/>
+        <w:ind w:left="504" w:hanging="504"/>
+      </w:pPr>
+      <w:r>
+        <w:t xml:space="preserve">[41] S.-X. Kao and C. Chien, “Deep Learning-Based Positioning Error Fault Diagnosis of Wire Bonding Equipment and an Empirical Study for IC Packaging,” </w:t>
       </w:r>
       <w:r>
         <w:rPr>
@@ -1275,7 +1308,7 @@
       <w:r>
         <w:t xml:space="preserve">, doi: </w:t>
       </w:r>
-      <w:hyperlink r:id="rId42">
+      <w:hyperlink r:id="rId43">
         <w:r>
           <w:rPr>
             <w:color w:val="0000EE"/>
@@ -1294,7 +1327,7 @@
         <w:ind w:left="504" w:hanging="504"/>
       </w:pPr>
       <w:r>
-        <w:t xml:space="preserve">[41] I. Partin-Vaisband and E. G. Friedman, “Energy efficient adaptive clustering of on-chip power delivery systems,” </w:t>
+        <w:t xml:space="preserve">[42] I. Partin-Vaisband and E. G. Friedman, “Energy efficient adaptive clustering of on-chip power delivery systems,” </w:t>
       </w:r>
       <w:r>
         <w:rPr>
@@ -1308,7 +1341,7 @@
       <w:r>
         <w:t xml:space="preserve">, doi: </w:t>
       </w:r>
-      <w:hyperlink r:id="rId43">
+      <w:hyperlink r:id="rId44">
         <w:r>
           <w:rPr>
             <w:color w:val="0000EE"/>
@@ -1327,7 +1360,7 @@
         <w:ind w:left="504" w:hanging="504"/>
       </w:pPr>
       <w:r>
-        <w:t xml:space="preserve">[42] S. Chatterjee, S. K. Roy, C. Giri, and H. Rahaman, “Frequency-scaled thermal-aware test scheduling for 3D ICs using machine learning based temperature estimation,” </w:t>
+        <w:t xml:space="preserve">[43] S. Chatterjee, S. K. Roy, C. Giri, and H. Rahaman, “Frequency-scaled thermal-aware test scheduling for 3D ICs using machine learning based temperature estimation,” </w:t>
       </w:r>
       <w:r>
         <w:rPr>
@@ -1341,7 +1374,7 @@
       <w:r>
         <w:t xml:space="preserve">, doi: </w:t>
       </w:r>
-      <w:hyperlink r:id="rId44">
+      <w:hyperlink r:id="rId45">
         <w:r>
           <w:rPr>
             <w:color w:val="0000EE"/>
@@ -1360,7 +1393,7 @@
         <w:ind w:left="504" w:hanging="504"/>
       </w:pPr>
       <w:r>
-        <w:t xml:space="preserve">[43] M. I. Dewan, S.-E. D. Lin, and D. H. Kim, “Construction of All Multilayer Monolithic RSMTs and Its Application to Monolithic 3D IC Routing,” </w:t>
+        <w:t xml:space="preserve">[44] M. I. Dewan, S.-E. D. Lin, and D. H. Kim, “Construction of All Multilayer Monolithic RSMTs and Its Application to Monolithic 3D IC Routing,” </w:t>
       </w:r>
       <w:r>
         <w:rPr>
@@ -1374,7 +1407,7 @@
       <w:r>
         <w:t xml:space="preserve">, doi: </w:t>
       </w:r>
-      <w:hyperlink r:id="rId45">
+      <w:hyperlink r:id="rId46">
         <w:r>
           <w:rPr>
             <w:color w:val="0000EE"/>
@@ -1393,7 +1426,7 @@
         <w:ind w:left="504" w:hanging="504"/>
       </w:pPr>
       <w:r>
-        <w:t xml:space="preserve">[44] F. Pittino, R. Diversi, L. Benini, and A. Bartolini, “Robust Identification of Thermal Models for In-Production High-Performance-Computing Clusters with Machine Learning-Based Data Selection,” </w:t>
+        <w:t xml:space="preserve">[45] F. Pittino, R. Diversi, L. Benini, and A. Bartolini, “Robust Identification of Thermal Models for In-Production High-Performance-Computing Clusters with Machine Learning-Based Data Selection,” </w:t>
       </w:r>
       <w:r>
         <w:rPr>
@@ -1407,7 +1440,7 @@
       <w:r>
         <w:t xml:space="preserve">, doi: </w:t>
       </w:r>
-      <w:hyperlink r:id="rId46">
+      <w:hyperlink r:id="rId47">
         <w:r>
           <w:rPr>
             <w:color w:val="0000EE"/>
@@ -1426,7 +1459,7 @@
         <w:ind w:left="504" w:hanging="504"/>
       </w:pPr>
       <w:r>
-        <w:t xml:space="preserve">[45] P. Vanna-Iampikul, Y. Lu, D. E. Shim, and S. K. Lim, “GNN-based Multi-bit Flip-flop Clustering and Post-clustering Design Optimization for Energy-efficient 3D ICs,” </w:t>
+        <w:t xml:space="preserve">[46] P. Vanna-Iampikul, Y. Lu, D. E. Shim, and S. K. Lim, “GNN-based Multi-bit Flip-flop Clustering and Post-clustering Design Optimization for Energy-efficient 3D ICs,” </w:t>
       </w:r>
       <w:r>
         <w:rPr>
@@ -1440,7 +1473,7 @@
       <w:r>
         <w:t xml:space="preserve">, doi: </w:t>
       </w:r>
-      <w:hyperlink r:id="rId47">
+      <w:hyperlink r:id="rId48">
         <w:r>
           <w:rPr>
             <w:color w:val="0000EE"/>
@@ -1459,7 +1492,7 @@
         <w:ind w:left="504" w:hanging="504"/>
       </w:pPr>
       <w:r>
-        <w:t xml:space="preserve">[46] Y. Wang, P. Gao, F. R. Yu, Y. Ma, X. Xiong, and S. Cai, “A Lightweight Heterogeneous Graph Embedding Framework for Hotspot Detection,” </w:t>
+        <w:t xml:space="preserve">[47] Y. Wang, P. Gao, F. R. Yu, Y. Ma, X. Xiong, and S. Cai, “A Lightweight Heterogeneous Graph Embedding Framework for Hotspot Detection,” </w:t>
       </w:r>
       <w:r>
         <w:rPr>
@@ -1473,7 +1506,7 @@
       <w:r>
         <w:t xml:space="preserve">, doi: </w:t>
       </w:r>
-      <w:hyperlink r:id="rId48">
+      <w:hyperlink r:id="rId49">
         <w:r>
           <w:rPr>
             <w:color w:val="0000EE"/>
@@ -1492,7 +1525,7 @@
         <w:ind w:left="504" w:hanging="504"/>
       </w:pPr>
       <w:r>
-        <w:t xml:space="preserve">[47] J.-S. Wu, C.-A. Pan, and Y.-Y. Liu, “ILP-based Substrate Routing with Mismatched Via Dimension Consideration for Wire-bonding FBGA Package Design,” </w:t>
+        <w:t xml:space="preserve">[48] J.-S. Wu, C.-A. Pan, and Y.-Y. Liu, “ILP-based Substrate Routing with Mismatched Via Dimension Consideration for Wire-bonding FBGA Package Design,” </w:t>
       </w:r>
       <w:r>
         <w:rPr>
@@ -1506,7 +1539,7 @@
       <w:r>
         <w:t xml:space="preserve">, doi: </w:t>
       </w:r>
-      <w:hyperlink r:id="rId49">
+      <w:hyperlink r:id="rId50">
         <w:r>
           <w:rPr>
             <w:color w:val="0000EE"/>
@@ -1525,7 +1558,7 @@
         <w:ind w:left="504" w:hanging="504"/>
       </w:pPr>
       <w:r>
-        <w:t xml:space="preserve">[48] X. Chen, Y. Ju, S. Ogrenci, and J. Gu, “A Physics-Informed Neural Network Surrogate for Runtime PDN and Dynamic Droop Prediction in 2.5-D Chiplet Integration,” </w:t>
+        <w:t xml:space="preserve">[49] X. Chen, Y. Ju, S. Ogrenci, and J. Gu, “A Physics-Informed Neural Network Surrogate for Runtime PDN and Dynamic Droop Prediction in 2.5-D Chiplet Integration,” </w:t>
       </w:r>
       <w:r>
         <w:rPr>
@@ -1539,7 +1572,7 @@
       <w:r>
         <w:t xml:space="preserve">, doi: </w:t>
       </w:r>
-      <w:hyperlink r:id="rId50">
+      <w:hyperlink r:id="rId51">
         <w:r>
           <w:rPr>
             <w:color w:val="0000EE"/>
@@ -1558,7 +1591,7 @@
         <w:ind w:left="504" w:hanging="504"/>
       </w:pPr>
       <w:r>
-        <w:t xml:space="preserve">[49] R. Yasaei, S. Faezi, and M. A. A. Faruque, “Golden Reference-Free Hardware Trojan Localization Using Graph Convolutional Network,” </w:t>
+        <w:t xml:space="preserve">[50] R. Yasaei, S. Faezi, and M. A. A. Faruque, “Golden Reference-Free Hardware Trojan Localization Using Graph Convolutional Network,” </w:t>
       </w:r>
       <w:r>
         <w:rPr>
@@ -1572,7 +1605,7 @@
       <w:r>
         <w:t xml:space="preserve">, doi: </w:t>
       </w:r>
-      <w:hyperlink r:id="rId51">
+      <w:hyperlink r:id="rId52">
         <w:r>
           <w:rPr>
             <w:color w:val="0000EE"/>
@@ -1591,7 +1624,7 @@
         <w:ind w:left="504" w:hanging="504"/>
       </w:pPr>
       <w:r>
-        <w:t xml:space="preserve">[50] R. Yasaei, S.-Y. Yu, and M. A. A. Faruque, “Hardware Trojan Detection Using Graph Neural Networks,” </w:t>
+        <w:t xml:space="preserve">[51] R. Yasaei, S.-Y. Yu, and M. A. A. Faruque, “Hardware Trojan Detection Using Graph Neural Networks,” </w:t>
       </w:r>
       <w:r>
         <w:rPr>
@@ -1605,7 +1638,7 @@
       <w:r>
         <w:t xml:space="preserve">, doi: </w:t>
       </w:r>
-      <w:hyperlink r:id="rId52">
+      <w:hyperlink r:id="rId53">
         <w:r>
           <w:rPr>
             <w:color w:val="0000EE"/>
@@ -1624,7 +1657,7 @@
         <w:ind w:left="504" w:hanging="504"/>
       </w:pPr>
       <w:r>
-        <w:t xml:space="preserve">[51] A. Stern, U. J. Botero, F. Rahman, D. Forte, and M. Tehranipoor, “EMFORCED: EM-Based Fingerprinting Framework for Remarked and Cloned Counterfeit IC Detection Using Machine Learning Classification,” </w:t>
+        <w:t xml:space="preserve">[52] A. Stern, U. J. Botero, F. Rahman, D. Forte, and M. Tehranipoor, “EMFORCED: EM-Based Fingerprinting Framework for Remarked and Cloned Counterfeit IC Detection Using Machine Learning Classification,” </w:t>
       </w:r>
       <w:r>
         <w:rPr>
@@ -1638,7 +1671,7 @@
       <w:r>
         <w:t xml:space="preserve">, doi: </w:t>
       </w:r>
-      <w:hyperlink r:id="rId53">
+      <w:hyperlink r:id="rId54">
         <w:r>
           <w:rPr>
             <w:color w:val="0000EE"/>
@@ -1657,7 +1690,7 @@
         <w:ind w:left="504" w:hanging="504"/>
       </w:pPr>
       <w:r>
-        <w:t xml:space="preserve">[52] Y. Popryho, D. Pal, and I. Partin-Vaisband, “NetVGE: Netwise Hardware Trojan Detection at RTL Using Variable Dependency and Knowledge Graph Embedding,” </w:t>
+        <w:t xml:space="preserve">[53] Y. Popryho, D. Pal, and I. Partin-Vaisband, “NetVGE: Netwise Hardware Trojan Detection at RTL Using Variable Dependency and Knowledge Graph Embedding,” </w:t>
       </w:r>
       <w:r>
         <w:rPr>
@@ -1671,7 +1704,7 @@
       <w:r>
         <w:t xml:space="preserve">, doi: </w:t>
       </w:r>
-      <w:hyperlink r:id="rId54">
+      <w:hyperlink r:id="rId55">
         <w:r>
           <w:rPr>
             <w:color w:val="0000EE"/>
@@ -1690,7 +1723,7 @@
         <w:ind w:left="504" w:hanging="504"/>
       </w:pPr>
       <w:r>
-        <w:t xml:space="preserve">[53] A. S. Narwariya, S. Kalanadhabhatta, and A. Acharyya, “Leveraging IO Pad Protection Diodes for Recycled IC Detection and Age Estimation Using Polynomial Regression,” </w:t>
+        <w:t xml:space="preserve">[54] A. S. Narwariya, S. Kalanadhabhatta, and A. Acharyya, “Leveraging IO Pad Protection Diodes for Recycled IC Detection and Age Estimation Using Polynomial Regression,” </w:t>
       </w:r>
       <w:r>
         <w:rPr>
@@ -1704,7 +1737,7 @@
       <w:r>
         <w:t xml:space="preserve">, doi: </w:t>
       </w:r>
-      <w:hyperlink r:id="rId55">
+      <w:hyperlink r:id="rId56">
         <w:r>
           <w:rPr>
             <w:color w:val="0000EE"/>
@@ -1723,7 +1756,7 @@
         <w:ind w:left="504" w:hanging="504"/>
       </w:pPr>
       <w:r>
-        <w:t xml:space="preserve">[54] C. Dong, Q. Wu, X. Liu, X. Guo, Z. Chen, H. Zhang, and Y. Yang, “GNN4HT: A Two-Stage GNN-Based Approach for Hardware Trojan Multifunctional Classification,” </w:t>
+        <w:t xml:space="preserve">[55] C. Dong, Q. Wu, X. Liu, X. Guo, Z. Chen, H. Zhang, and Y. Yang, “GNN4HT: A Two-Stage GNN-Based Approach for Hardware Trojan Multifunctional Classification,” </w:t>
       </w:r>
       <w:r>
         <w:rPr>
@@ -1737,7 +1770,7 @@
       <w:r>
         <w:t xml:space="preserve">, doi: </w:t>
       </w:r>
-      <w:hyperlink r:id="rId56">
+      <w:hyperlink r:id="rId57">
         <w:r>
           <w:rPr>
             <w:color w:val="0000EE"/>
@@ -1756,7 +1789,7 @@
         <w:ind w:left="504" w:hanging="504"/>
       </w:pPr>
       <w:r>
-        <w:t xml:space="preserve">[55] D. Utyamishev and I. Partin-Vaisband, “Netwise Detection of Hardware Trojans Using Scalable Convolution of Graph Embedding Clouds,” </w:t>
+        <w:t xml:space="preserve">[56] D. Utyamishev and I. Partin-Vaisband, “Netwise Detection of Hardware Trojans Using Scalable Convolution of Graph Embedding Clouds,” </w:t>
       </w:r>
       <w:r>
         <w:rPr>
@@ -1770,7 +1803,7 @@
       <w:r>
         <w:t xml:space="preserve">, doi: </w:t>
       </w:r>
-      <w:hyperlink r:id="rId57">
+      <w:hyperlink r:id="rId58">
         <w:r>
           <w:rPr>
             <w:color w:val="0000EE"/>
@@ -1789,7 +1822,7 @@
         <w:ind w:left="504" w:hanging="504"/>
       </w:pPr>
       <w:r>
-        <w:t xml:space="preserve">[56] A. Ghimire, M. Alkurdi, and S. P. Mohanty, “AI-enabled image processing approach for efficient clustering and identification of hardware Trojans,” </w:t>
+        <w:t xml:space="preserve">[57] A. Ghimire, M. Alkurdi, and S. P. Mohanty, “AI-enabled image processing approach for efficient clustering and identification of hardware Trojans,” </w:t>
       </w:r>
       <w:r>
         <w:rPr>
@@ -1803,7 +1836,7 @@
       <w:r>
         <w:t xml:space="preserve">, doi: </w:t>
       </w:r>
-      <w:hyperlink r:id="rId58">
+      <w:hyperlink r:id="rId59">
         <w:r>
           <w:rPr>
             <w:color w:val="0000EE"/>
@@ -1822,7 +1855,7 @@
         <w:ind w:left="504" w:hanging="504"/>
       </w:pPr>
       <w:r>
-        <w:t xml:space="preserve">[57] M. Mao, W. Wang, C. Lu, F. Jia, and X. Long, “Machine learning for board-level drop response of BGA packaging structure,” </w:t>
+        <w:t xml:space="preserve">[58] M. Mao, W. Wang, C. Lu, F. Jia, and X. Long, “Machine learning for board-level drop response of BGA packaging structure,” </w:t>
       </w:r>
       <w:r>
         <w:rPr>
@@ -1836,7 +1869,7 @@
       <w:r>
         <w:t xml:space="preserve">, doi: </w:t>
       </w:r>
-      <w:hyperlink r:id="rId59">
+      <w:hyperlink r:id="rId60">
         <w:r>
           <w:rPr>
             <w:color w:val="0000EE"/>
@@ -1855,7 +1888,7 @@
         <w:ind w:left="504" w:hanging="504"/>
       </w:pPr>
       <w:r>
-        <w:t xml:space="preserve">[58] K. Rahmani, S. Ray, and P. Mishra, “Postsilicon Trace Signal Selection Using Machine Learning Techniques,” </w:t>
+        <w:t xml:space="preserve">[59] K. Rahmani, S. Ray, and P. Mishra, “Postsilicon Trace Signal Selection Using Machine Learning Techniques,” </w:t>
       </w:r>
       <w:r>
         <w:rPr>
@@ -1869,7 +1902,7 @@
       <w:r>
         <w:t xml:space="preserve">, doi: </w:t>
       </w:r>
-      <w:hyperlink r:id="rId60">
+      <w:hyperlink r:id="rId61">
         <w:r>
           <w:rPr>
             <w:color w:val="0000EE"/>
@@ -1888,7 +1921,7 @@
         <w:ind w:left="504" w:hanging="504"/>
       </w:pPr>
       <w:r>
-        <w:t xml:space="preserve">[59] R. Elnaggar, K. Chakrabarty, and M. B. Tahoori, “Hardware Trojan Detection Using Changepoint-Based Anomaly Detection Techniques,” </w:t>
+        <w:t xml:space="preserve">[60] R. Elnaggar, K. Chakrabarty, and M. B. Tahoori, “Hardware Trojan Detection Using Changepoint-Based Anomaly Detection Techniques,” </w:t>
       </w:r>
       <w:r>
         <w:rPr>
@@ -1902,7 +1935,7 @@
       <w:r>
         <w:t xml:space="preserve">, doi: </w:t>
       </w:r>
-      <w:hyperlink r:id="rId61">
+      <w:hyperlink r:id="rId62">
         <w:r>
           <w:rPr>
             <w:color w:val="0000EE"/>
@@ -1921,73 +1954,7 @@
         <w:ind w:left="504" w:hanging="504"/>
       </w:pPr>
       <w:r>
-        <w:t xml:space="preserve">[60] X. Ma, P. Wang, G. Li, and Z. Zhou, “Machine learning attacks resistant strong PUF design utilizing response obfuscates challenge with lower hardware overhead,” </w:t>
-      </w:r>
-      <w:r>
-        <w:rPr>
-          <w:i/>
-        </w:rPr>
-        <w:t>Microelectron. J.</w:t>
-      </w:r>
-      <w:r>
-        <w:t>, vol. 142, Dec. 2023</w:t>
-      </w:r>
-      <w:r>
-        <w:t xml:space="preserve">, doi: </w:t>
-      </w:r>
-      <w:hyperlink r:id="rId62">
-        <w:r>
-          <w:rPr>
-            <w:color w:val="0000EE"/>
-            <w:u w:val="single"/>
-          </w:rPr>
-          <w:t xml:space="preserve">10.1016/j.mejo.2023.105977</w:t>
-        </w:r>
-      </w:hyperlink>
-      <w:r>
-        <w:t>.</w:t>
-      </w:r>
-    </w:p>
-    <w:p>
-      <w:pPr>
-        <w:spacing w:after="80"/>
-        <w:ind w:left="504" w:hanging="504"/>
-      </w:pPr>
-      <w:r>
-        <w:t xml:space="preserve">[61] X. Ye, Y. Lin, Q. Wang, H. Niu, and G. Zhai, “Manufacturing process-based storage degradation modelling and reliability assessment,” </w:t>
-      </w:r>
-      <w:r>
-        <w:rPr>
-          <w:i/>
-        </w:rPr>
-        <w:t>Microelectron. Rel.</w:t>
-      </w:r>
-      <w:r>
-        <w:t>, vol. 88-90, pp. 107-110, Sep. 2018</w:t>
-      </w:r>
-      <w:r>
-        <w:t xml:space="preserve">, doi: </w:t>
-      </w:r>
-      <w:hyperlink r:id="rId63">
-        <w:r>
-          <w:rPr>
-            <w:color w:val="0000EE"/>
-            <w:u w:val="single"/>
-          </w:rPr>
-          <w:t xml:space="preserve">10.1016/j.microrel.2018.06.085</w:t>
-        </w:r>
-      </w:hyperlink>
-      <w:r>
-        <w:t>.</w:t>
-      </w:r>
-    </w:p>
-    <w:p>
-      <w:pPr>
-        <w:spacing w:after="80"/>
-        <w:ind w:left="504" w:hanging="504"/>
-      </w:pPr>
-      <w:r>
-        <w:t xml:space="preserve">[62] V. Saravanan and S. M. Saeed, “Data-Driven Reliability Models of Quantum Circuit: From Traditional ML to Graph Neural Network,” </w:t>
+        <w:t xml:space="preserve">[61] V. Saravanan and S. M. Saeed, “Data-Driven Reliability Models of Quantum Circuit: From Traditional ML to Graph Neural Network,” </w:t>
       </w:r>
       <w:r>
         <w:rPr>
@@ -2001,7 +1968,7 @@
       <w:r>
         <w:t xml:space="preserve">, doi: </w:t>
       </w:r>
-      <w:hyperlink r:id="rId64">
+      <w:hyperlink r:id="rId63">
         <w:r>
           <w:rPr>
             <w:color w:val="0000EE"/>
@@ -2020,7 +1987,73 @@
         <w:ind w:left="504" w:hanging="504"/>
       </w:pPr>
       <w:r>
-        <w:t xml:space="preserve">[63] S. d. Jong, A. G. Ghezeljehmeidan, and W. v. Driel, “Solder joint reliability predictions using physics-informed machine learning,” </w:t>
+        <w:t xml:space="preserve">[62] S. Bathla and V. Vasudevan, “A Framework for Reliability Analysis of Combinational Circuits Using Approximate Bayesian Inference,” </w:t>
+      </w:r>
+      <w:r>
+        <w:rPr>
+          <w:i/>
+        </w:rPr>
+        <w:t>IEEE Trans. Very Large Scale Integr. (VLSI) Syst.</w:t>
+      </w:r>
+      <w:r>
+        <w:t>, vol. 31, no. 4, pp. 543-554, Apr. 2023</w:t>
+      </w:r>
+      <w:r>
+        <w:t xml:space="preserve">, doi: </w:t>
+      </w:r>
+      <w:hyperlink r:id="rId64">
+        <w:r>
+          <w:rPr>
+            <w:color w:val="0000EE"/>
+            <w:u w:val="single"/>
+          </w:rPr>
+          <w:t xml:space="preserve">10.1109/TVLSI.2023.3237885</w:t>
+        </w:r>
+      </w:hyperlink>
+      <w:r>
+        <w:t>.</w:t>
+      </w:r>
+    </w:p>
+    <w:p>
+      <w:pPr>
+        <w:spacing w:after="80"/>
+        <w:ind w:left="504" w:hanging="504"/>
+      </w:pPr>
+      <w:r>
+        <w:t xml:space="preserve">[63] T. Hou, P. Zhen, Z. Ji, and H. Chen, “A Deep Learning Framework for Solving Stress-based Partial Differential Equations in Electromigration Analysis,” </w:t>
+      </w:r>
+      <w:r>
+        <w:rPr>
+          <w:i/>
+        </w:rPr>
+        <w:t>ACM Trans. Des. Autom. Electron. Syst.</w:t>
+      </w:r>
+      <w:r>
+        <w:t>, vol. 28, no. 4, May 2023</w:t>
+      </w:r>
+      <w:r>
+        <w:t xml:space="preserve">, doi: </w:t>
+      </w:r>
+      <w:hyperlink r:id="rId65">
+        <w:r>
+          <w:rPr>
+            <w:color w:val="0000EE"/>
+            <w:u w:val="single"/>
+          </w:rPr>
+          <w:t xml:space="preserve">10.1145/3567424</w:t>
+        </w:r>
+      </w:hyperlink>
+      <w:r>
+        <w:t>.</w:t>
+      </w:r>
+    </w:p>
+    <w:p>
+      <w:pPr>
+        <w:spacing w:after="80"/>
+        <w:ind w:left="504" w:hanging="504"/>
+      </w:pPr>
+      <w:r>
+        <w:t xml:space="preserve">[64] S. d. Jong, A. G. Ghezeljehmeidan, and W. v. Driel, “Solder joint reliability predictions using physics-informed machine learning,” </w:t>
       </w:r>
       <w:r>
         <w:rPr>
@@ -2034,7 +2067,7 @@
       <w:r>
         <w:t xml:space="preserve">, doi: </w:t>
       </w:r>
-      <w:hyperlink r:id="rId65">
+      <w:hyperlink r:id="rId66">
         <w:r>
           <w:rPr>
             <w:color w:val="0000EE"/>
@@ -2053,27 +2086,27 @@
         <w:ind w:left="504" w:hanging="504"/>
       </w:pPr>
       <w:r>
-        <w:t xml:space="preserve">[64] S. Bathla and V. Vasudevan, “A Framework for Reliability Analysis of Combinational Circuits Using Approximate Bayesian Inference,” </w:t>
+        <w:t xml:space="preserve">[65] X. Dong, Y. Chen, J. Chen, Y.-C. Wang, J. Li, T. Ni, Z. Shi, X. Yin, and C. Zhuo, “Worst-case Power Integrity Prediction Using Convolutional Neural Network,” </w:t>
       </w:r>
       <w:r>
         <w:rPr>
           <w:i/>
         </w:rPr>
-        <w:t>IEEE Trans. Very Large Scale Integr. (VLSI) Syst.</w:t>
-      </w:r>
-      <w:r>
-        <w:t>, vol. 31, no. 4, pp. 543-554, Apr. 2023</w:t>
+        <w:t>ACM Trans. Des. Autom. Electron. Syst.</w:t>
+      </w:r>
+      <w:r>
+        <w:t>, vol. 28, no. 4, May 2023</w:t>
       </w:r>
       <w:r>
         <w:t xml:space="preserve">, doi: </w:t>
       </w:r>
-      <w:hyperlink r:id="rId66">
+      <w:hyperlink r:id="rId67">
         <w:r>
           <w:rPr>
             <w:color w:val="0000EE"/>
             <w:u w:val="single"/>
           </w:rPr>
-          <w:t xml:space="preserve">10.1109/TVLSI.2023.3237885</w:t>
+          <w:t xml:space="preserve">10.1145/3564932</w:t>
         </w:r>
       </w:hyperlink>
       <w:r>
@@ -2086,7 +2119,7 @@
         <w:ind w:left="504" w:hanging="504"/>
       </w:pPr>
       <w:r>
-        <w:t xml:space="preserve">[65] Z. Wu, Z. Chai, B. Liu, and M. Liu, “Neural network approach to NBTI/HCD coupled failure analysis of MOS ICs,” </w:t>
+        <w:t xml:space="preserve">[66] Z. Wu, Z. Chai, B. Liu, and M. Liu, “Neural network approach to NBTI/HCD coupled failure analysis of MOS ICs,” </w:t>
       </w:r>
       <w:r>
         <w:rPr>
@@ -2100,7 +2133,7 @@
       <w:r>
         <w:t xml:space="preserve">, doi: </w:t>
       </w:r>
-      <w:hyperlink r:id="rId67">
+      <w:hyperlink r:id="rId68">
         <w:r>
           <w:rPr>
             <w:color w:val="0000EE"/>
@@ -2119,7 +2152,7 @@
         <w:ind w:left="504" w:hanging="504"/>
       </w:pPr>
       <w:r>
-        <w:t xml:space="preserve">[66] M. A. Benmahdjoub, M. Mohammed, M. Trabelsi, M. Atallah, I. Salhi, A. Mezouar, I. Brahmi, and Y. Saidi, “Hybrid junction temperature prediction of IGBTs combining detailed electro-thermal modelling and deep learning regression,” </w:t>
+        <w:t xml:space="preserve">[67] M. A. Benmahdjoub, M. Mohammed, M. Trabelsi, M. Atallah, I. Salhi, A. Mezouar, I. Brahmi, and Y. Saidi, “Hybrid junction temperature prediction of IGBTs combining detailed electro-thermal modelling and deep learning regression,” </w:t>
       </w:r>
       <w:r>
         <w:rPr>
@@ -2133,7 +2166,7 @@
       <w:r>
         <w:t xml:space="preserve">, doi: </w:t>
       </w:r>
-      <w:hyperlink r:id="rId68">
+      <w:hyperlink r:id="rId69">
         <w:r>
           <w:rPr>
             <w:color w:val="0000EE"/>
